--- a/public/templates/command-center/Aurixa_Development_Feasibility_Report.docx
+++ b/public/templates/command-center/Aurixa_Development_Feasibility_Report.docx
@@ -449,7 +449,7 @@
         <w:keepLines/>
         <w:pageBreakBefore w:val="0"/>
         <w:widowControl w:val="1"/>
-        <w:spacing w:before="0" w:after="0" w:line="160" w:lineRule="exact"/>
+        <w:spacing w:before="0" w:after="0" w:line="3912" w:lineRule="exact"/>
       </w:pPr>
       <w:r>
         <w:rPr>
@@ -504,7 +504,7 @@
           </w:tcPr>
           <w:p>
             <w:pPr>
-              <w:keepNext w:val="0"/>
+              <w:keepNext/>
               <w:keepLines/>
               <w:pageBreakBefore w:val="0"/>
               <w:widowControl w:val="1"/>
@@ -545,7 +545,7 @@
           </w:tcPr>
           <w:p>
             <w:pPr>
-              <w:keepNext w:val="0"/>
+              <w:keepNext/>
               <w:keepLines/>
               <w:pageBreakBefore w:val="0"/>
               <w:widowControl w:val="1"/>
@@ -584,7 +584,7 @@
           </w:tcPr>
           <w:p>
             <w:pPr>
-              <w:keepNext w:val="0"/>
+              <w:keepNext/>
               <w:keepLines/>
               <w:pageBreakBefore w:val="0"/>
               <w:widowControl w:val="1"/>
@@ -625,7 +625,7 @@
           </w:tcPr>
           <w:p>
             <w:pPr>
-              <w:keepNext w:val="0"/>
+              <w:keepNext/>
               <w:keepLines/>
               <w:pageBreakBefore w:val="0"/>
               <w:widowControl w:val="1"/>
@@ -670,7 +670,7 @@
           </w:tcPr>
           <w:p>
             <w:pPr>
-              <w:keepNext w:val="0"/>
+              <w:keepNext/>
               <w:keepLines/>
               <w:pageBreakBefore w:val="0"/>
               <w:widowControl w:val="1"/>
@@ -711,7 +711,7 @@
           </w:tcPr>
           <w:p>
             <w:pPr>
-              <w:keepNext w:val="0"/>
+              <w:keepNext/>
               <w:keepLines/>
               <w:pageBreakBefore w:val="0"/>
               <w:widowControl w:val="1"/>
@@ -750,7 +750,7 @@
           </w:tcPr>
           <w:p>
             <w:pPr>
-              <w:keepNext w:val="0"/>
+              <w:keepNext/>
               <w:keepLines/>
               <w:pageBreakBefore w:val="0"/>
               <w:widowControl w:val="1"/>
@@ -791,7 +791,7 @@
           </w:tcPr>
           <w:p>
             <w:pPr>
-              <w:keepNext w:val="0"/>
+              <w:keepNext/>
               <w:keepLines/>
               <w:pageBreakBefore w:val="0"/>
               <w:widowControl w:val="1"/>
@@ -980,21 +980,9 @@
     </w:tbl>
     <w:p>
       <w:pPr>
-        <w:keepNext w:val="0"/>
-        <w:keepLines/>
-        <w:pageBreakBefore w:val="0"/>
-        <w:widowControl w:val="1"/>
-        <w:spacing w:before="0" w:after="0"/>
-      </w:pPr>
-      <w:r>
-        <w:br w:type="page"/>
-      </w:r>
-    </w:p>
-    <w:p>
-      <w:pPr>
         <w:keepNext/>
         <w:keepLines/>
-        <w:pageBreakBefore w:val="0"/>
+        <w:pageBreakBefore w:val="1"/>
         <w:widowControl w:val="1"/>
         <w:pBdr>
           <w:bottom w:val="single" w:sz="10" w:space="4" w:color="1D6FE0"/>
@@ -1439,21 +1427,9 @@
     </w:p>
     <w:p>
       <w:pPr>
-        <w:keepNext w:val="0"/>
-        <w:keepLines/>
-        <w:pageBreakBefore w:val="0"/>
-        <w:widowControl w:val="1"/>
-        <w:spacing w:before="0" w:after="0"/>
-      </w:pPr>
-      <w:r>
-        <w:br w:type="page"/>
-      </w:r>
-    </w:p>
-    <w:p>
-      <w:pPr>
         <w:keepNext/>
         <w:keepLines/>
-        <w:pageBreakBefore w:val="0"/>
+        <w:pageBreakBefore w:val="1"/>
         <w:widowControl w:val="1"/>
         <w:pBdr>
           <w:bottom w:val="single" w:sz="10" w:space="4" w:color="1D6FE0"/>
@@ -2245,18 +2221,6 @@
         </w:tc>
       </w:tr>
     </w:tbl>
-    <w:p>
-      <w:pPr>
-        <w:keepNext w:val="0"/>
-        <w:keepLines/>
-        <w:pageBreakBefore w:val="0"/>
-        <w:widowControl w:val="1"/>
-        <w:spacing w:before="0" w:after="0"/>
-      </w:pPr>
-      <w:r>
-        <w:br w:type="page"/>
-      </w:r>
-    </w:p>
     <w:p>
       <w:pPr>
         <w:keepNext/>
@@ -3432,18 +3396,6 @@
         </w:tc>
       </w:tr>
     </w:tbl>
-    <w:p>
-      <w:pPr>
-        <w:keepNext w:val="0"/>
-        <w:keepLines/>
-        <w:pageBreakBefore w:val="0"/>
-        <w:widowControl w:val="1"/>
-        <w:spacing w:before="0" w:after="0"/>
-      </w:pPr>
-      <w:r>
-        <w:br w:type="page"/>
-      </w:r>
-    </w:p>
     <w:p>
       <w:pPr>
         <w:keepNext/>
@@ -5028,7 +4980,7 @@
           </w:tcPr>
           <w:p>
             <w:pPr>
-              <w:keepNext w:val="0"/>
+              <w:keepNext/>
               <w:keepLines/>
               <w:pageBreakBefore w:val="0"/>
               <w:widowControl w:val="1"/>
@@ -5067,7 +5019,7 @@
           </w:tcPr>
           <w:p>
             <w:pPr>
-              <w:keepNext w:val="0"/>
+              <w:keepNext/>
               <w:keepLines/>
               <w:pageBreakBefore w:val="0"/>
               <w:widowControl w:val="1"/>
@@ -5107,7 +5059,7 @@
           </w:tcPr>
           <w:p>
             <w:pPr>
-              <w:keepNext w:val="0"/>
+              <w:keepNext/>
               <w:keepLines/>
               <w:pageBreakBefore w:val="0"/>
               <w:widowControl w:val="1"/>
@@ -5147,7 +5099,7 @@
           </w:tcPr>
           <w:p>
             <w:pPr>
-              <w:keepNext w:val="0"/>
+              <w:keepNext/>
               <w:keepLines/>
               <w:pageBreakBefore w:val="0"/>
               <w:widowControl w:val="1"/>
@@ -5187,7 +5139,7 @@
           </w:tcPr>
           <w:p>
             <w:pPr>
-              <w:keepNext w:val="0"/>
+              <w:keepNext/>
               <w:keepLines/>
               <w:pageBreakBefore w:val="0"/>
               <w:widowControl w:val="1"/>
@@ -5227,7 +5179,7 @@
           </w:tcPr>
           <w:p>
             <w:pPr>
-              <w:keepNext w:val="0"/>
+              <w:keepNext/>
               <w:keepLines/>
               <w:pageBreakBefore w:val="0"/>
               <w:widowControl w:val="1"/>
@@ -5256,7 +5208,7 @@
           </w:tcPr>
           <w:p>
             <w:pPr>
-              <w:keepNext w:val="0"/>
+              <w:keepNext/>
               <w:keepLines/>
               <w:pageBreakBefore w:val="0"/>
               <w:widowControl w:val="1"/>
@@ -6292,18 +6244,6 @@
         </w:tc>
       </w:tr>
     </w:tbl>
-    <w:p>
-      <w:pPr>
-        <w:keepNext w:val="0"/>
-        <w:keepLines/>
-        <w:pageBreakBefore w:val="0"/>
-        <w:widowControl w:val="1"/>
-        <w:spacing w:before="0" w:after="0"/>
-      </w:pPr>
-      <w:r>
-        <w:br w:type="page"/>
-      </w:r>
-    </w:p>
     <w:p>
       <w:pPr>
         <w:keepNext/>
@@ -7921,7 +7861,7 @@
           </w:tcPr>
           <w:p>
             <w:pPr>
-              <w:keepNext w:val="0"/>
+              <w:keepNext/>
               <w:keepLines/>
               <w:pageBreakBefore w:val="0"/>
               <w:widowControl w:val="1"/>
@@ -7949,7 +7889,7 @@
           </w:tcPr>
           <w:p>
             <w:pPr>
-              <w:keepNext w:val="0"/>
+              <w:keepNext/>
               <w:keepLines/>
               <w:pageBreakBefore w:val="0"/>
               <w:widowControl w:val="1"/>
@@ -7988,7 +7928,7 @@
           </w:tcPr>
           <w:p>
             <w:pPr>
-              <w:keepNext w:val="0"/>
+              <w:keepNext/>
               <w:keepLines/>
               <w:pageBreakBefore w:val="0"/>
               <w:widowControl w:val="1"/>
@@ -8016,7 +7956,7 @@
           </w:tcPr>
           <w:p>
             <w:pPr>
-              <w:keepNext w:val="0"/>
+              <w:keepNext/>
               <w:keepLines/>
               <w:pageBreakBefore w:val="0"/>
               <w:widowControl w:val="1"/>
@@ -8981,7 +8921,7 @@
           </w:tcPr>
           <w:p>
             <w:pPr>
-              <w:keepNext w:val="0"/>
+              <w:keepNext/>
               <w:keepLines/>
               <w:pageBreakBefore w:val="0"/>
               <w:widowControl w:val="1"/>
@@ -9020,7 +8960,7 @@
           </w:tcPr>
           <w:p>
             <w:pPr>
-              <w:keepNext w:val="0"/>
+              <w:keepNext/>
               <w:keepLines/>
               <w:pageBreakBefore w:val="0"/>
               <w:widowControl w:val="1"/>
@@ -9060,7 +9000,7 @@
           </w:tcPr>
           <w:p>
             <w:pPr>
-              <w:keepNext w:val="0"/>
+              <w:keepNext/>
               <w:keepLines/>
               <w:pageBreakBefore w:val="0"/>
               <w:widowControl w:val="1"/>
@@ -9089,7 +9029,7 @@
           </w:tcPr>
           <w:p>
             <w:pPr>
-              <w:keepNext w:val="0"/>
+              <w:keepNext/>
               <w:keepLines/>
               <w:pageBreakBefore w:val="0"/>
               <w:widowControl w:val="1"/>
@@ -9129,7 +9069,7 @@
           </w:tcPr>
           <w:p>
             <w:pPr>
-              <w:keepNext w:val="0"/>
+              <w:keepNext/>
               <w:keepLines/>
               <w:pageBreakBefore w:val="0"/>
               <w:widowControl w:val="1"/>
@@ -9157,18 +9097,6 @@
           <w:u w:val="none"/>
         </w:rPr>
         <w:t>Peak debt of $11.4m is 49.6% of gross realisation and 53.3% of total development cost, both inside typical senior-debt parameters.</w:t>
-      </w:r>
-    </w:p>
-    <w:p>
-      <w:pPr>
-        <w:keepNext w:val="0"/>
-        <w:keepLines/>
-        <w:pageBreakBefore w:val="0"/>
-        <w:widowControl w:val="1"/>
-        <w:spacing w:before="0" w:after="0"/>
-      </w:pPr>
-      <w:r>
-        <w:br w:type="page"/>
       </w:r>
     </w:p>
     <w:p>
@@ -13109,21 +13037,9 @@
     </w:tbl>
     <w:p>
       <w:pPr>
-        <w:keepNext w:val="0"/>
-        <w:keepLines/>
-        <w:pageBreakBefore w:val="0"/>
-        <w:widowControl w:val="1"/>
-        <w:spacing w:before="0" w:after="0"/>
-      </w:pPr>
-      <w:r>
-        <w:br w:type="page"/>
-      </w:r>
-    </w:p>
-    <w:p>
-      <w:pPr>
         <w:keepNext/>
         <w:keepLines/>
-        <w:pageBreakBefore w:val="0"/>
+        <w:pageBreakBefore w:val="1"/>
         <w:widowControl w:val="1"/>
         <w:spacing w:before="0" w:after="80"/>
       </w:pPr>
@@ -15078,21 +14994,9 @@
     </w:tbl>
     <w:p>
       <w:pPr>
-        <w:keepNext w:val="0"/>
-        <w:keepLines/>
-        <w:pageBreakBefore w:val="0"/>
-        <w:widowControl w:val="1"/>
-        <w:spacing w:before="0" w:after="0"/>
-      </w:pPr>
-      <w:r>
-        <w:br w:type="page"/>
-      </w:r>
-    </w:p>
-    <w:p>
-      <w:pPr>
         <w:keepNext/>
         <w:keepLines/>
-        <w:pageBreakBefore w:val="0"/>
+        <w:pageBreakBefore w:val="1"/>
         <w:widowControl w:val="1"/>
         <w:pBdr>
           <w:bottom w:val="single" w:sz="10" w:space="4" w:color="1D6FE0"/>
